--- a/public/KP-1029-oftalmologiya-almaty.docx
+++ b/public/KP-1029-oftalmologiya-almaty.docx
@@ -10,7 +10,6 @@
         <w:rPr>
           <w:rFonts w:ascii="Times New Roman" w:hAnsi="Times New Roman" w:eastAsia="Times New Roman"/>
           <w:b/>
-          <w:i w:val="0"/>
           <w:color w:val="0E7490"/>
           <w:sz w:val="22"/>
         </w:rPr>
@@ -25,7 +24,6 @@
         <w:rPr>
           <w:rFonts w:ascii="Times New Roman" w:hAnsi="Times New Roman" w:eastAsia="Times New Roman"/>
           <w:b/>
-          <w:i w:val="0"/>
           <w:color w:val="1C1915"/>
           <w:sz w:val="44"/>
         </w:rPr>
@@ -35,7 +33,6 @@
     <w:tbl>
       <w:tblPr>
         <w:tblW w:type="auto" w:w="0"/>
-        <w:tblLayout w:type="autofit"/>
         <w:tblLook w:firstColumn="1" w:firstRow="1" w:lastColumn="0" w:lastRow="0" w:noHBand="0" w:noVBand="1" w:val="04A0"/>
         <w:tblBorders>
           <w:top w:val="nil"/>
@@ -64,7 +61,6 @@
               <w:rPr>
                 <w:rFonts w:ascii="Times New Roman" w:hAnsi="Times New Roman" w:eastAsia="Times New Roman"/>
                 <w:b w:val="0"/>
-                <w:i w:val="0"/>
                 <w:color w:val="5C564E"/>
                 <w:sz w:val="22"/>
               </w:rPr>
@@ -80,13 +76,11 @@
           <w:p>
             <w:pPr>
               <w:spacing w:before="40" w:after="40"/>
-              <w:jc w:val="left"/>
             </w:pPr>
             <w:r>
               <w:rPr>
                 <w:rFonts w:ascii="Times New Roman" w:hAnsi="Times New Roman" w:eastAsia="Times New Roman"/>
                 <w:b/>
-                <w:i w:val="0"/>
                 <w:color w:val="1C1915"/>
                 <w:sz w:val="22"/>
               </w:rPr>
@@ -109,7 +103,6 @@
               <w:rPr>
                 <w:rFonts w:ascii="Times New Roman" w:hAnsi="Times New Roman" w:eastAsia="Times New Roman"/>
                 <w:b w:val="0"/>
-                <w:i w:val="0"/>
                 <w:color w:val="5C564E"/>
                 <w:sz w:val="22"/>
               </w:rPr>
@@ -125,13 +118,11 @@
           <w:p>
             <w:pPr>
               <w:spacing w:before="40" w:after="40"/>
-              <w:jc w:val="left"/>
             </w:pPr>
             <w:r>
               <w:rPr>
                 <w:rFonts w:ascii="Times New Roman" w:hAnsi="Times New Roman" w:eastAsia="Times New Roman"/>
                 <w:b/>
-                <w:i w:val="0"/>
                 <w:color w:val="1C1915"/>
                 <w:sz w:val="22"/>
               </w:rPr>
@@ -154,7 +145,6 @@
               <w:rPr>
                 <w:rFonts w:ascii="Times New Roman" w:hAnsi="Times New Roman" w:eastAsia="Times New Roman"/>
                 <w:b w:val="0"/>
-                <w:i w:val="0"/>
                 <w:color w:val="5C564E"/>
                 <w:sz w:val="22"/>
               </w:rPr>
@@ -170,13 +160,11 @@
           <w:p>
             <w:pPr>
               <w:spacing w:before="40" w:after="40"/>
-              <w:jc w:val="left"/>
             </w:pPr>
             <w:r>
               <w:rPr>
                 <w:rFonts w:ascii="Times New Roman" w:hAnsi="Times New Roman" w:eastAsia="Times New Roman"/>
                 <w:b/>
-                <w:i w:val="0"/>
                 <w:color w:val="1C1915"/>
                 <w:sz w:val="22"/>
               </w:rPr>
@@ -197,7 +185,6 @@
     <w:tbl>
       <w:tblPr>
         <w:tblW w:type="auto" w:w="0"/>
-        <w:tblLayout w:type="autofit"/>
         <w:tblLook w:firstColumn="1" w:firstRow="1" w:lastColumn="0" w:lastRow="0" w:noHBand="0" w:noVBand="1" w:val="04A0"/>
         <w:tblBorders>
           <w:top w:val="single" w:sz="4" w:space="0" w:color="E7E2D8"/>
@@ -217,7 +204,6 @@
           <w:tcPr>
             <w:tcW w:type="dxa" w:w="4933"/>
             <w:vAlign w:val="center"/>
-            <w:shd w:fill="FFFFFF" w:val="clear"/>
           </w:tcPr>
           <w:p>
             <w:pPr>
@@ -227,7 +213,6 @@
               <w:rPr>
                 <w:rFonts w:ascii="Times New Roman" w:hAnsi="Times New Roman" w:eastAsia="Times New Roman"/>
                 <w:b/>
-                <w:i w:val="0"/>
                 <w:color w:val="8A8378"/>
                 <w:sz w:val="20"/>
               </w:rPr>
@@ -239,7 +224,6 @@
           <w:tcPr>
             <w:tcW w:type="dxa" w:w="4933"/>
             <w:vAlign w:val="center"/>
-            <w:shd w:fill="FFFFFF" w:val="clear"/>
           </w:tcPr>
           <w:p>
             <w:pPr>
@@ -249,7 +233,6 @@
               <w:rPr>
                 <w:rFonts w:ascii="Times New Roman" w:hAnsi="Times New Roman" w:eastAsia="Times New Roman"/>
                 <w:b/>
-                <w:i w:val="0"/>
                 <w:color w:val="8A8378"/>
                 <w:sz w:val="20"/>
               </w:rPr>
@@ -263,7 +246,6 @@
           <w:tcPr>
             <w:tcW w:type="dxa" w:w="4933"/>
             <w:vAlign w:val="center"/>
-            <w:shd w:fill="FFFFFF" w:val="clear"/>
           </w:tcPr>
           <w:p>
             <w:pPr>
@@ -273,7 +255,6 @@
               <w:rPr>
                 <w:rFonts w:ascii="Times New Roman" w:hAnsi="Times New Roman" w:eastAsia="Times New Roman"/>
                 <w:b/>
-                <w:i w:val="0"/>
                 <w:color w:val="1C1915"/>
                 <w:sz w:val="52"/>
               </w:rPr>
@@ -285,7 +266,6 @@
           <w:tcPr>
             <w:tcW w:type="dxa" w:w="4933"/>
             <w:vAlign w:val="center"/>
-            <w:shd w:fill="FFFFFF" w:val="clear"/>
           </w:tcPr>
           <w:p>
             <w:pPr>
@@ -295,7 +275,6 @@
               <w:rPr>
                 <w:rFonts w:ascii="Times New Roman" w:hAnsi="Times New Roman" w:eastAsia="Times New Roman"/>
                 <w:b/>
-                <w:i w:val="0"/>
                 <w:color w:val="1C1915"/>
                 <w:sz w:val="52"/>
               </w:rPr>
@@ -309,7 +288,6 @@
           <w:tcPr>
             <w:tcW w:type="dxa" w:w="4933"/>
             <w:vAlign w:val="center"/>
-            <w:shd w:fill="FFFFFF" w:val="clear"/>
           </w:tcPr>
           <w:p>
             <w:pPr>
@@ -319,11 +297,10 @@
               <w:rPr>
                 <w:rFonts w:ascii="Times New Roman" w:hAnsi="Times New Roman" w:eastAsia="Times New Roman"/>
                 <w:b w:val="0"/>
-                <w:i w:val="0"/>
                 <w:color w:val="5C564E"/>
                 <w:sz w:val="22"/>
               </w:rPr>
-              <w:t>тенге, фиксированная сумма</w:t>
+              <w:t>тенге. Домен и хостинг входят в сумму.</w:t>
             </w:r>
           </w:p>
         </w:tc>
@@ -331,7 +308,6 @@
           <w:tcPr>
             <w:tcW w:type="dxa" w:w="4933"/>
             <w:vAlign w:val="center"/>
-            <w:shd w:fill="FFFFFF" w:val="clear"/>
           </w:tcPr>
           <w:p>
             <w:pPr>
@@ -341,7 +317,6 @@
               <w:rPr>
                 <w:rFonts w:ascii="Times New Roman" w:hAnsi="Times New Roman" w:eastAsia="Times New Roman"/>
                 <w:b w:val="0"/>
-                <w:i w:val="0"/>
                 <w:color w:val="5C564E"/>
                 <w:sz w:val="22"/>
               </w:rPr>
@@ -359,7 +334,6 @@
         <w:rPr>
           <w:rFonts w:ascii="Times New Roman" w:hAnsi="Times New Roman" w:eastAsia="Times New Roman"/>
           <w:b/>
-          <w:i w:val="0"/>
           <w:color w:val="1C1915"/>
           <w:sz w:val="32"/>
         </w:rPr>
@@ -368,13 +342,12 @@
     </w:p>
     <w:p>
       <w:pPr>
-        <w:spacing w:before="0" w:after="160" w:line="259" w:lineRule="auto"/>
+        <w:spacing w:before="0" w:after="120" w:line="259" w:lineRule="auto"/>
       </w:pPr>
       <w:r>
         <w:rPr>
           <w:rFonts w:ascii="Times New Roman" w:hAnsi="Times New Roman" w:eastAsia="Times New Roman"/>
           <w:b w:val="0"/>
-          <w:i w:val="0"/>
           <w:color w:val="1C1915"/>
           <w:sz w:val="24"/>
         </w:rPr>
@@ -389,7 +362,6 @@
         <w:rPr>
           <w:rFonts w:ascii="Times New Roman" w:hAnsi="Times New Roman" w:eastAsia="Times New Roman"/>
           <w:b/>
-          <w:i w:val="0"/>
           <w:color w:val="1C1915"/>
           <w:sz w:val="32"/>
         </w:rPr>
@@ -399,7 +371,6 @@
     <w:tbl>
       <w:tblPr>
         <w:tblW w:type="auto" w:w="0"/>
-        <w:tblLayout w:type="autofit"/>
         <w:tblLook w:firstColumn="1" w:firstRow="1" w:lastColumn="0" w:lastRow="0" w:noHBand="0" w:noVBand="1" w:val="04A0"/>
         <w:tblBorders>
           <w:top w:val="single" w:sz="4" w:space="0" w:color="EEEAE3"/>
@@ -428,7 +399,6 @@
               <w:rPr>
                 <w:rFonts w:ascii="Times New Roman" w:hAnsi="Times New Roman" w:eastAsia="Times New Roman"/>
                 <w:b/>
-                <w:i w:val="0"/>
                 <w:color w:val="0E7490"/>
                 <w:sz w:val="24"/>
               </w:rPr>
@@ -448,7 +418,6 @@
               <w:rPr>
                 <w:rFonts w:ascii="Times New Roman" w:hAnsi="Times New Roman" w:eastAsia="Times New Roman"/>
                 <w:b/>
-                <w:i w:val="0"/>
                 <w:color w:val="1C1915"/>
                 <w:sz w:val="24"/>
               </w:rPr>
@@ -463,7 +432,6 @@
               <w:rPr>
                 <w:rFonts w:ascii="Times New Roman" w:hAnsi="Times New Roman" w:eastAsia="Times New Roman"/>
                 <w:b w:val="0"/>
-                <w:i w:val="0"/>
                 <w:color w:val="5C564E"/>
                 <w:sz w:val="22"/>
               </w:rPr>
@@ -486,7 +454,6 @@
               <w:rPr>
                 <w:rFonts w:ascii="Times New Roman" w:hAnsi="Times New Roman" w:eastAsia="Times New Roman"/>
                 <w:b/>
-                <w:i w:val="0"/>
                 <w:color w:val="0E7490"/>
                 <w:sz w:val="24"/>
               </w:rPr>
@@ -506,7 +473,6 @@
               <w:rPr>
                 <w:rFonts w:ascii="Times New Roman" w:hAnsi="Times New Roman" w:eastAsia="Times New Roman"/>
                 <w:b/>
-                <w:i w:val="0"/>
                 <w:color w:val="1C1915"/>
                 <w:sz w:val="24"/>
               </w:rPr>
@@ -521,11 +487,10 @@
               <w:rPr>
                 <w:rFonts w:ascii="Times New Roman" w:hAnsi="Times New Roman" w:eastAsia="Times New Roman"/>
                 <w:b w:val="0"/>
-                <w:i w:val="0"/>
                 <w:color w:val="5C564E"/>
                 <w:sz w:val="22"/>
               </w:rPr>
-              <w:t>Шесть страниц: лазерная коррекция, катаракта, витрэктомия, косоглазие, глаукома, сетчатка.</w:t>
+              <w:t>Столько страниц, сколько направлений у клиники. Лазер, катаракта, витрэктомия, косоглазие, глаукома и сетчатка — примеры, список не ограничен.</w:t>
             </w:r>
           </w:p>
         </w:tc>
@@ -544,7 +509,6 @@
               <w:rPr>
                 <w:rFonts w:ascii="Times New Roman" w:hAnsi="Times New Roman" w:eastAsia="Times New Roman"/>
                 <w:b/>
-                <w:i w:val="0"/>
                 <w:color w:val="0E7490"/>
                 <w:sz w:val="24"/>
               </w:rPr>
@@ -564,7 +528,6 @@
               <w:rPr>
                 <w:rFonts w:ascii="Times New Roman" w:hAnsi="Times New Roman" w:eastAsia="Times New Roman"/>
                 <w:b/>
-                <w:i w:val="0"/>
                 <w:color w:val="1C1915"/>
                 <w:sz w:val="24"/>
               </w:rPr>
@@ -579,7 +542,6 @@
               <w:rPr>
                 <w:rFonts w:ascii="Times New Roman" w:hAnsi="Times New Roman" w:eastAsia="Times New Roman"/>
                 <w:b w:val="0"/>
-                <w:i w:val="0"/>
                 <w:color w:val="5C564E"/>
                 <w:sz w:val="22"/>
               </w:rPr>
@@ -602,7 +564,6 @@
               <w:rPr>
                 <w:rFonts w:ascii="Times New Roman" w:hAnsi="Times New Roman" w:eastAsia="Times New Roman"/>
                 <w:b/>
-                <w:i w:val="0"/>
                 <w:color w:val="0E7490"/>
                 <w:sz w:val="24"/>
               </w:rPr>
@@ -622,7 +583,6 @@
               <w:rPr>
                 <w:rFonts w:ascii="Times New Roman" w:hAnsi="Times New Roman" w:eastAsia="Times New Roman"/>
                 <w:b/>
-                <w:i w:val="0"/>
                 <w:color w:val="1C1915"/>
                 <w:sz w:val="24"/>
               </w:rPr>
@@ -637,7 +597,6 @@
               <w:rPr>
                 <w:rFonts w:ascii="Times New Roman" w:hAnsi="Times New Roman" w:eastAsia="Times New Roman"/>
                 <w:b w:val="0"/>
-                <w:i w:val="0"/>
                 <w:color w:val="5C564E"/>
                 <w:sz w:val="22"/>
               </w:rPr>
@@ -660,7 +619,6 @@
               <w:rPr>
                 <w:rFonts w:ascii="Times New Roman" w:hAnsi="Times New Roman" w:eastAsia="Times New Roman"/>
                 <w:b/>
-                <w:i w:val="0"/>
                 <w:color w:val="0E7490"/>
                 <w:sz w:val="24"/>
               </w:rPr>
@@ -680,7 +638,6 @@
               <w:rPr>
                 <w:rFonts w:ascii="Times New Roman" w:hAnsi="Times New Roman" w:eastAsia="Times New Roman"/>
                 <w:b/>
-                <w:i w:val="0"/>
                 <w:color w:val="1C1915"/>
                 <w:sz w:val="24"/>
               </w:rPr>
@@ -695,7 +652,6 @@
               <w:rPr>
                 <w:rFonts w:ascii="Times New Roman" w:hAnsi="Times New Roman" w:eastAsia="Times New Roman"/>
                 <w:b w:val="0"/>
-                <w:i w:val="0"/>
                 <w:color w:val="5C564E"/>
                 <w:sz w:val="22"/>
               </w:rPr>
@@ -718,7 +674,6 @@
               <w:rPr>
                 <w:rFonts w:ascii="Times New Roman" w:hAnsi="Times New Roman" w:eastAsia="Times New Roman"/>
                 <w:b/>
-                <w:i w:val="0"/>
                 <w:color w:val="0E7490"/>
                 <w:sz w:val="24"/>
               </w:rPr>
@@ -738,7 +693,6 @@
               <w:rPr>
                 <w:rFonts w:ascii="Times New Roman" w:hAnsi="Times New Roman" w:eastAsia="Times New Roman"/>
                 <w:b/>
-                <w:i w:val="0"/>
                 <w:color w:val="1C1915"/>
                 <w:sz w:val="24"/>
               </w:rPr>
@@ -753,11 +707,65 @@
               <w:rPr>
                 <w:rFonts w:ascii="Times New Roman" w:hAnsi="Times New Roman" w:eastAsia="Times New Roman"/>
                 <w:b w:val="0"/>
-                <w:i w:val="0"/>
                 <w:color w:val="5C564E"/>
                 <w:sz w:val="22"/>
               </w:rPr>
               <w:t>Одна вёрстка на оба экрана, шапка, подвал и уведомление о cookie.</w:t>
+            </w:r>
+          </w:p>
+        </w:tc>
+      </w:tr>
+      <w:tr>
+        <w:tc>
+          <w:tcPr>
+            <w:tcW w:type="dxa" w:w="907"/>
+            <w:vAlign w:val="center"/>
+          </w:tcPr>
+          <w:p>
+            <w:pPr>
+              <w:spacing w:before="40" w:after="40"/>
+            </w:pPr>
+            <w:r>
+              <w:rPr>
+                <w:rFonts w:ascii="Times New Roman" w:hAnsi="Times New Roman" w:eastAsia="Times New Roman"/>
+                <w:b/>
+                <w:color w:val="0E7490"/>
+                <w:sz w:val="24"/>
+              </w:rPr>
+              <w:t>07</w:t>
+            </w:r>
+          </w:p>
+        </w:tc>
+        <w:tc>
+          <w:tcPr>
+            <w:tcW w:type="dxa" w:w="4933"/>
+          </w:tcPr>
+          <w:p>
+            <w:pPr>
+              <w:spacing w:before="60" w:after="20"/>
+            </w:pPr>
+            <w:r>
+              <w:rPr>
+                <w:rFonts w:ascii="Times New Roman" w:hAnsi="Times New Roman" w:eastAsia="Times New Roman"/>
+                <w:b/>
+                <w:color w:val="1C1915"/>
+                <w:sz w:val="24"/>
+              </w:rPr>
+              <w:t>Домен и хостинг</w:t>
+            </w:r>
+          </w:p>
+          <w:p>
+            <w:pPr>
+              <w:spacing w:before="0" w:after="60"/>
+            </w:pPr>
+            <w:r>
+              <w:rPr>
+                <w:rFonts w:ascii="Times New Roman" w:hAnsi="Times New Roman" w:eastAsia="Times New Roman"/>
+                <w:b w:val="0"/>
+                <w:color w:val="5C564E"/>
+                <w:sz w:val="22"/>
+              </w:rPr>
+              <w:t>Регистрация домена и размещение сайта входят в 200 000 тенге.</w:t>
             </w:r>
           </w:p>
         </w:tc>
@@ -771,7 +779,6 @@
         <w:rPr>
           <w:rFonts w:ascii="Times New Roman" w:hAnsi="Times New Roman" w:eastAsia="Times New Roman"/>
           <w:b/>
-          <w:i w:val="0"/>
           <w:color w:val="1C1915"/>
           <w:sz w:val="32"/>
         </w:rPr>
@@ -809,7 +816,6 @@
               <w:rPr>
                 <w:rFonts w:ascii="Times New Roman" w:hAnsi="Times New Roman" w:eastAsia="Times New Roman"/>
                 <w:b/>
-                <w:i w:val="0"/>
                 <w:color w:val="8A8378"/>
                 <w:sz w:val="22"/>
               </w:rPr>
@@ -830,7 +836,6 @@
               <w:rPr>
                 <w:rFonts w:ascii="Times New Roman" w:hAnsi="Times New Roman" w:eastAsia="Times New Roman"/>
                 <w:b/>
-                <w:i w:val="0"/>
                 <w:color w:val="8A8378"/>
                 <w:sz w:val="22"/>
               </w:rPr>
@@ -853,7 +858,6 @@
               <w:rPr>
                 <w:rFonts w:ascii="Times New Roman" w:hAnsi="Times New Roman" w:eastAsia="Times New Roman"/>
                 <w:b/>
-                <w:i w:val="0"/>
                 <w:color w:val="1C1915"/>
                 <w:sz w:val="22"/>
               </w:rPr>
@@ -874,7 +878,6 @@
               <w:rPr>
                 <w:rFonts w:ascii="Times New Roman" w:hAnsi="Times New Roman" w:eastAsia="Times New Roman"/>
                 <w:b w:val="0"/>
-                <w:i w:val="0"/>
                 <w:color w:val="1C1915"/>
                 <w:sz w:val="22"/>
               </w:rPr>
@@ -897,7 +900,6 @@
               <w:rPr>
                 <w:rFonts w:ascii="Times New Roman" w:hAnsi="Times New Roman" w:eastAsia="Times New Roman"/>
                 <w:b/>
-                <w:i w:val="0"/>
                 <w:color w:val="1C1915"/>
                 <w:sz w:val="22"/>
               </w:rPr>
@@ -918,7 +920,6 @@
               <w:rPr>
                 <w:rFonts w:ascii="Times New Roman" w:hAnsi="Times New Roman" w:eastAsia="Times New Roman"/>
                 <w:b w:val="0"/>
-                <w:i w:val="0"/>
                 <w:color w:val="1C1915"/>
                 <w:sz w:val="22"/>
               </w:rPr>
@@ -941,7 +942,6 @@
               <w:rPr>
                 <w:rFonts w:ascii="Times New Roman" w:hAnsi="Times New Roman" w:eastAsia="Times New Roman"/>
                 <w:b/>
-                <w:i w:val="0"/>
                 <w:color w:val="1C1915"/>
                 <w:sz w:val="22"/>
               </w:rPr>
@@ -962,7 +962,6 @@
               <w:rPr>
                 <w:rFonts w:ascii="Times New Roman" w:hAnsi="Times New Roman" w:eastAsia="Times New Roman"/>
                 <w:b w:val="0"/>
-                <w:i w:val="0"/>
                 <w:color w:val="1C1915"/>
                 <w:sz w:val="22"/>
               </w:rPr>
@@ -980,7 +979,6 @@
         <w:rPr>
           <w:rFonts w:ascii="Times New Roman" w:hAnsi="Times New Roman" w:eastAsia="Times New Roman"/>
           <w:b w:val="0"/>
-          <w:i w:val="0"/>
           <w:color w:val="5C564E"/>
           <w:sz w:val="22"/>
         </w:rPr>
@@ -995,7 +993,6 @@
         <w:rPr>
           <w:rFonts w:ascii="Times New Roman" w:hAnsi="Times New Roman" w:eastAsia="Times New Roman"/>
           <w:b/>
-          <w:i w:val="0"/>
           <w:color w:val="1C1915"/>
           <w:sz w:val="32"/>
         </w:rPr>
@@ -1033,11 +1030,10 @@
               <w:rPr>
                 <w:rFonts w:ascii="Times New Roman" w:hAnsi="Times New Roman" w:eastAsia="Times New Roman"/>
                 <w:b w:val="0"/>
-                <w:i w:val="0"/>
                 <w:color w:val="1C1915"/>
                 <w:sz w:val="24"/>
               </w:rPr>
-              <w:t>Сайт офтальмологической клиники в Алматы, состав выше</w:t>
+              <w:t>Сайт офтальмологической клиники в Алматы, состав выше, домен и хостинг</w:t>
             </w:r>
           </w:p>
         </w:tc>
@@ -1055,7 +1051,6 @@
               <w:rPr>
                 <w:rFonts w:ascii="Times New Roman" w:hAnsi="Times New Roman" w:eastAsia="Times New Roman"/>
                 <w:b/>
-                <w:i w:val="0"/>
                 <w:color w:val="1C1915"/>
                 <w:sz w:val="24"/>
               </w:rPr>
@@ -1078,7 +1073,6 @@
               <w:rPr>
                 <w:rFonts w:ascii="Times New Roman" w:hAnsi="Times New Roman" w:eastAsia="Times New Roman"/>
                 <w:b/>
-                <w:i w:val="0"/>
                 <w:color w:val="1C1915"/>
                 <w:sz w:val="24"/>
               </w:rPr>
@@ -1100,7 +1094,6 @@
               <w:rPr>
                 <w:rFonts w:ascii="Times New Roman" w:hAnsi="Times New Roman" w:eastAsia="Times New Roman"/>
                 <w:b/>
-                <w:i w:val="0"/>
                 <w:color w:val="1C1915"/>
                 <w:sz w:val="28"/>
               </w:rPr>
@@ -1118,11 +1111,10 @@
         <w:rPr>
           <w:rFonts w:ascii="Times New Roman" w:hAnsi="Times New Roman" w:eastAsia="Times New Roman"/>
           <w:b w:val="0"/>
-          <w:i w:val="0"/>
           <w:color w:val="5C564E"/>
           <w:sz w:val="22"/>
         </w:rPr>
-        <w:t>Оплата в день старта. Домен, хостинг и реклама в эти 200 000 тенге не входят.</w:t>
+        <w:t>Оплата в день старта. Домен и хостинг входят в сумму. Реклама оплачивается отдельно.</w:t>
       </w:r>
     </w:p>
     <w:p>
@@ -1133,7 +1125,6 @@
         <w:rPr>
           <w:rFonts w:ascii="Times New Roman" w:hAnsi="Times New Roman" w:eastAsia="Times New Roman"/>
           <w:b/>
-          <w:i w:val="0"/>
           <w:color w:val="1C1915"/>
           <w:sz w:val="32"/>
         </w:rPr>
@@ -1148,7 +1139,6 @@
         <w:rPr>
           <w:rFonts w:ascii="Times New Roman" w:hAnsi="Times New Roman" w:eastAsia="Times New Roman"/>
           <w:b w:val="0"/>
-          <w:i w:val="0"/>
           <w:color w:val="1C1915"/>
           <w:sz w:val="24"/>
         </w:rPr>
@@ -1163,7 +1153,6 @@
         <w:rPr>
           <w:rFonts w:ascii="Times New Roman" w:hAnsi="Times New Roman" w:eastAsia="Times New Roman"/>
           <w:b w:val="0"/>
-          <w:i w:val="0"/>
           <w:color w:val="1C1915"/>
           <w:sz w:val="24"/>
         </w:rPr>
@@ -1178,7 +1167,6 @@
         <w:rPr>
           <w:rFonts w:ascii="Times New Roman" w:hAnsi="Times New Roman" w:eastAsia="Times New Roman"/>
           <w:b w:val="0"/>
-          <w:i w:val="0"/>
           <w:color w:val="1C1915"/>
           <w:sz w:val="24"/>
         </w:rPr>
@@ -1193,7 +1181,6 @@
         <w:rPr>
           <w:rFonts w:ascii="Times New Roman" w:hAnsi="Times New Roman" w:eastAsia="Times New Roman"/>
           <w:b w:val="0"/>
-          <w:i w:val="0"/>
           <w:color w:val="1C1915"/>
           <w:sz w:val="24"/>
         </w:rPr>
@@ -1208,7 +1195,6 @@
         <w:rPr>
           <w:rFonts w:ascii="Times New Roman" w:hAnsi="Times New Roman" w:eastAsia="Times New Roman"/>
           <w:b/>
-          <w:i w:val="0"/>
           <w:color w:val="1C1915"/>
           <w:sz w:val="32"/>
         </w:rPr>
@@ -1223,11 +1209,10 @@
         <w:rPr>
           <w:rFonts w:ascii="Times New Roman" w:hAnsi="Times New Roman" w:eastAsia="Times New Roman"/>
           <w:b w:val="0"/>
-          <w:i w:val="0"/>
           <w:color w:val="1C1915"/>
           <w:sz w:val="24"/>
         </w:rPr>
-        <w:t>Сайт принят, когда страницы из состава открываются, кнопка WhatsApp ведёт на номер клиники, а адрес и часы Алматы совпадают с переданными. Предложение действует 14 дней, до 12 ноября 2026.</w:t>
+        <w:t>Сайт принят, когда страницы из состава открываются, кнопка WhatsApp ведёт на номер клиники, а адрес и часы Алматы совпадают с переданными. Домен открывается, сайт размещён на хостинге. Предложение действует 14 дней, до 12 ноября 2026.</w:t>
       </w:r>
     </w:p>
     <w:p>
@@ -1269,7 +1254,6 @@
               <w:rPr>
                 <w:rFonts w:ascii="Times New Roman" w:hAnsi="Times New Roman" w:eastAsia="Times New Roman"/>
                 <w:b/>
-                <w:i w:val="0"/>
                 <w:color w:val="8A8378"/>
                 <w:sz w:val="20"/>
               </w:rPr>
@@ -1290,7 +1274,6 @@
               <w:rPr>
                 <w:rFonts w:ascii="Times New Roman" w:hAnsi="Times New Roman" w:eastAsia="Times New Roman"/>
                 <w:b/>
-                <w:i w:val="0"/>
                 <w:color w:val="8A8378"/>
                 <w:sz w:val="20"/>
               </w:rPr>
@@ -1313,7 +1296,6 @@
               <w:rPr>
                 <w:rFonts w:ascii="Times New Roman" w:hAnsi="Times New Roman" w:eastAsia="Times New Roman"/>
                 <w:b w:val="0"/>
-                <w:i w:val="0"/>
                 <w:color w:val="1C1915"/>
                 <w:sz w:val="24"/>
               </w:rPr>
@@ -1334,7 +1316,6 @@
               <w:rPr>
                 <w:rFonts w:ascii="Times New Roman" w:hAnsi="Times New Roman" w:eastAsia="Times New Roman"/>
                 <w:b w:val="0"/>
-                <w:i w:val="0"/>
                 <w:color w:val="1C1915"/>
                 <w:sz w:val="24"/>
               </w:rPr>
@@ -1359,7 +1340,6 @@
               <w:rPr>
                 <w:rFonts w:ascii="Times New Roman" w:hAnsi="Times New Roman" w:eastAsia="Times New Roman"/>
                 <w:b w:val="0"/>
-                <w:i w:val="0"/>
                 <w:color w:val="8A8378"/>
                 <w:sz w:val="20"/>
               </w:rPr>
@@ -1382,7 +1362,6 @@
               <w:rPr>
                 <w:rFonts w:ascii="Times New Roman" w:hAnsi="Times New Roman" w:eastAsia="Times New Roman"/>
                 <w:b w:val="0"/>
-                <w:i w:val="0"/>
                 <w:color w:val="8A8378"/>
                 <w:sz w:val="20"/>
               </w:rPr>
@@ -1421,7 +1400,6 @@
               <w:rPr>
                 <w:rFonts w:ascii="Times New Roman" w:hAnsi="Times New Roman" w:eastAsia="Times New Roman"/>
                 <w:b w:val="0"/>
-                <w:i w:val="0"/>
                 <w:color w:val="8A8378"/>
                 <w:sz w:val="20"/>
               </w:rPr>
@@ -1444,7 +1422,6 @@
               <w:rPr>
                 <w:rFonts w:ascii="Times New Roman" w:hAnsi="Times New Roman" w:eastAsia="Times New Roman"/>
                 <w:b w:val="0"/>
-                <w:i w:val="0"/>
                 <w:color w:val="8A8378"/>
                 <w:sz w:val="20"/>
               </w:rPr>
